--- a/docs/easyuphill/EasyUphill-Invoice.docx
+++ b/docs/easyuphill/EasyUphill-Invoice.docx
@@ -459,7 +459,7 @@
                 <w:bCs/>
                 <w:color w:val="0C2C5A"/>
               </w:rPr>
-              <w:t xml:space="preserve">[ EU-INV-2026-000 ]</w:t>
+              <w:t xml:space="preserve">[ EU-INV-0000 ]</w:t>
             </w:r>
           </w:p>
         </w:tc>
@@ -491,7 +491,7 @@
                 <w:bCs/>
                 <w:color w:val="0C2C5A"/>
               </w:rPr>
-              <w:t xml:space="preserve">[ 00 Month 2026 ]</w:t>
+              <w:t xml:space="preserve">[ DD Month YYYY ]</w:t>
             </w:r>
           </w:p>
         </w:tc>
@@ -523,7 +523,7 @@
                 <w:bCs/>
                 <w:color w:val="0C2C5A"/>
               </w:rPr>
-              <w:t xml:space="preserve">[ 00 Month 2026 ]</w:t>
+              <w:t xml:space="preserve">[ DD Month YYYY ]</w:t>
             </w:r>
           </w:p>
         </w:tc>
